--- a/releases/evt-pre-20/2026-09-30-rev-d/Основной_пакет/03_Корпуса_для_3D_печати_ПРЕДВАРИТЕЛЬНО/Корпуса_и_крепления_первый_лот.docx
+++ b/releases/evt-pre-20/2026-09-30-rev-d/Основной_пакет/03_Корпуса_для_3D_печати_ПРЕДВАРИТЕЛЬНО/Корпуса_и_крепления_первый_лот.docx
@@ -5,102 +5,261 @@
     <w:p>
       <w:pPr>
         <w:pStyle w:val="a3"/>
+        <w:keepNext/>
+        <w:spacing w:line="240" w:lineRule="auto" w:before="0" w:after="0"/>
+        <w:ind w:firstLine="0"/>
+        <w:jc w:val="both"/>
       </w:pPr>
       <w:r>
-        <w:t>Корпуса и крепления — предварительный выпуск</w:t>
+        <w:rPr>
+          <w:rFonts w:ascii="Times New Roman" w:hAnsi="Times New Roman" w:eastAsia="Times New Roman" w:cs="Times New Roman"/>
+          <w:b/>
+          <w:sz w:val="28"/>
+        </w:rPr>
+        <w:t>Корпуса и крепления – предварительный выпуск</w:t>
       </w:r>
     </w:p>
     <w:p>
+      <w:pPr>
+        <w:spacing w:line="240" w:lineRule="auto" w:before="0" w:after="0"/>
+        <w:ind w:firstLine="709"/>
+        <w:jc w:val="both"/>
+      </w:pPr>
       <w:r>
+        <w:rPr>
+          <w:rFonts w:ascii="Times New Roman" w:hAnsi="Times New Roman" w:eastAsia="Times New Roman" w:cs="Times New Roman"/>
+          <w:sz w:val="28"/>
+        </w:rPr>
         <w:t>EVT-PRE-20 · 30.09.2026 · первый лот 20 комплектов 3D-печати; программа закупки 41 станция</w:t>
       </w:r>
     </w:p>
     <w:p>
       <w:pPr>
         <w:pStyle w:val="1"/>
+        <w:keepNext/>
+        <w:spacing w:line="240" w:lineRule="auto" w:before="0" w:after="0"/>
+        <w:ind w:firstLine="0"/>
+        <w:jc w:val="both"/>
       </w:pPr>
       <w:r>
+        <w:rPr>
+          <w:rFonts w:ascii="Times New Roman" w:hAnsi="Times New Roman" w:eastAsia="Times New Roman" w:cs="Times New Roman"/>
+          <w:b/>
+          <w:sz w:val="28"/>
+        </w:rPr>
         <w:t>Состав</w:t>
       </w:r>
     </w:p>
     <w:p>
+      <w:pPr>
+        <w:spacing w:line="240" w:lineRule="auto" w:before="0" w:after="0"/>
+        <w:ind w:firstLine="709"/>
+        <w:jc w:val="both"/>
+      </w:pPr>
       <w:r>
+        <w:rPr>
+          <w:rFonts w:ascii="Times New Roman" w:hAnsi="Times New Roman" w:eastAsia="Times New Roman" w:cs="Times New Roman"/>
+          <w:sz w:val="28"/>
+        </w:rPr>
         <w:t>Комплект печати содержит прежние верхний электронный корпус, кассету PCB-PWR и четыре микрофонных модуля, а также новый нижний модуль RB40/MPPT: корпус, крышку, регулируемый кронштейн MPPT, седло мачты и пробный зажим рамки солнечной панели. Форматы новых деталей: STL в миллиметрах и редактируемая сборка Blender (.blend). Все новые STL имеют замкнутую сетку без открытых рёбер.</w:t>
       </w:r>
     </w:p>
     <w:p>
       <w:pPr>
         <w:pStyle w:val="1"/>
+        <w:keepNext/>
+        <w:spacing w:line="240" w:lineRule="auto" w:before="0" w:after="0"/>
+        <w:ind w:firstLine="0"/>
+        <w:jc w:val="both"/>
       </w:pPr>
       <w:r>
+        <w:rPr>
+          <w:rFonts w:ascii="Times New Roman" w:hAnsi="Times New Roman" w:eastAsia="Times New Roman" w:cs="Times New Roman"/>
+          <w:b/>
+          <w:sz w:val="28"/>
+        </w:rPr>
         <w:t>Расчёт размеров</w:t>
       </w:r>
     </w:p>
     <w:p>
+      <w:pPr>
+        <w:spacing w:line="240" w:lineRule="auto" w:before="0" w:after="0"/>
+        <w:ind w:firstLine="709"/>
+        <w:jc w:val="both"/>
+      </w:pPr>
       <w:r>
+        <w:rPr>
+          <w:rFonts w:ascii="Times New Roman" w:hAnsi="Times New Roman" w:eastAsia="Times New Roman" w:cs="Times New Roman"/>
+          <w:sz w:val="28"/>
+        </w:rPr>
         <w:t>RELiON RB40: 197 × 166 × 173 мм, 5,4 кг, выводы M8. Victron SCC075010060R: около 100 × 113 × 40 мм; окончательная сетка крепёжных отверстий сверяется с габаритным чертежом. SLD Tech SLP080S-12M: 1475 × 342 × 40 мм; модель зажима учитывает только номинальную высоту рамки, а не готовую схему крепления панели.</w:t>
       </w:r>
     </w:p>
     <w:p>
+      <w:pPr>
+        <w:spacing w:line="240" w:lineRule="auto" w:before="0" w:after="0"/>
+        <w:ind w:firstLine="709"/>
+        <w:jc w:val="both"/>
+      </w:pPr>
       <w:r>
+        <w:rPr>
+          <w:rFonts w:ascii="Times New Roman" w:hAnsi="Times New Roman" w:eastAsia="Times New Roman" w:cs="Times New Roman"/>
+          <w:sz w:val="28"/>
+        </w:rPr>
         <w:t>Наружный габарит нижнего корпуса 365 × 225 × 235 мм; стенка 5 мм и дно 8 мм. Расчётная ширина батарейного отсека 218 мм даёт 21 мм суммарного зазора по длине RB40; доступная глубина 215 мм даёт 49 мм суммарного зазора по ширине. По высоте над номинальной батареей остаётся около 54 мм до верха корпуса для изоляции выводов и жгута. Отсек MPPT шириной 132 мм оставляет около 19 мм суммарно относительно номинальной ширины 113 мм. Эти оценки не подтверждают посадку выводов, проводов и крепежа.</w:t>
       </w:r>
     </w:p>
     <w:p>
       <w:pPr>
         <w:pStyle w:val="1"/>
+        <w:keepNext/>
+        <w:spacing w:line="240" w:lineRule="auto" w:before="0" w:after="0"/>
+        <w:ind w:firstLine="0"/>
+        <w:jc w:val="both"/>
       </w:pPr>
       <w:r>
+        <w:rPr>
+          <w:rFonts w:ascii="Times New Roman" w:hAnsi="Times New Roman" w:eastAsia="Times New Roman" w:cs="Times New Roman"/>
+          <w:b/>
+          <w:sz w:val="28"/>
+        </w:rPr>
         <w:t>Печать и сборка первого изделия</w:t>
       </w:r>
     </w:p>
     <w:p>
+      <w:pPr>
+        <w:spacing w:line="240" w:lineRule="auto" w:before="0" w:after="0"/>
+        <w:ind w:firstLine="709"/>
+        <w:jc w:val="both"/>
+      </w:pPr>
       <w:r>
-        <w:t>Для цельного корпуса требуется область печати не менее 380 × 240 × 250 мм. Если такого принтера нет, до заказа партии разработать контролируемый разъёмный вариант и заново проверить герметичность. Предварительный материал — ASA для наружных деталей; профиль слоёв, направление укладки, усадка и крепёжные вставки определяются по пробной печати. Два боковых отверстия Ø16 мм — только пробные места вывода жгутов. Реальный сальник и ответные части выбрать перед печатью партии.</w:t>
+        <w:rPr>
+          <w:rFonts w:ascii="Times New Roman" w:hAnsi="Times New Roman" w:eastAsia="Times New Roman" w:cs="Times New Roman"/>
+          <w:sz w:val="28"/>
+        </w:rPr>
+        <w:t>Для цельного корпуса требуется область печати не менее 380 × 240 × 250 мм. Если такого принтера нет, до заказа партии разработать контролируемый разъёмный вариант и заново проверить герметичность. Предварительный материал – ASA для наружных деталей; профиль слоёв, направление укладки, усадка и крепёжные вставки определяются по пробной печати. Два боковых отверстия Ø16 мм – только пробные места вывода жгутов. Реальный сальник и ответные части выбрать перед печатью партии.</w:t>
       </w:r>
     </w:p>
     <w:p>
+      <w:pPr>
+        <w:spacing w:line="240" w:lineRule="auto" w:before="0" w:after="0"/>
+        <w:ind w:firstLine="709"/>
+        <w:jc w:val="both"/>
+      </w:pPr>
       <w:r>
+        <w:rPr>
+          <w:rFonts w:ascii="Times New Roman" w:hAnsi="Times New Roman" w:eastAsia="Times New Roman" w:cs="Times New Roman"/>
+          <w:sz w:val="28"/>
+        </w:rPr>
         <w:t>На первом образце примерить RB40, клеммы и защитный колпак, MPPT и SBS, жгуты и сальники. Проверить доступ инструмента к M8 с моментом производителя 9–11 Н·м, удержание батареи, разнесение проводов, отсутствие контакта с острыми кромками и теплоотвод MPPT. Затем выполнить проверку мачты и панели на прочность по выбранным диаметру и ветровой нагрузке, а также влагозащиту и температурный цикл.</w:t>
       </w:r>
     </w:p>
     <w:p>
       <w:pPr>
         <w:pStyle w:val="1"/>
+        <w:keepNext/>
+        <w:spacing w:line="240" w:lineRule="auto" w:before="0" w:after="0"/>
+        <w:ind w:firstLine="0"/>
+        <w:jc w:val="both"/>
       </w:pPr>
       <w:r>
+        <w:rPr>
+          <w:rFonts w:ascii="Times New Roman" w:hAnsi="Times New Roman" w:eastAsia="Times New Roman" w:cs="Times New Roman"/>
+          <w:b/>
+          <w:sz w:val="28"/>
+        </w:rPr>
         <w:t>Макет для литья</w:t>
       </w:r>
     </w:p>
     <w:p>
+      <w:pPr>
+        <w:spacing w:line="240" w:lineRule="auto" w:before="0" w:after="0"/>
+        <w:ind w:firstLine="709"/>
+        <w:jc w:val="both"/>
+      </w:pPr>
       <w:r>
+        <w:rPr>
+          <w:rFonts w:ascii="Times New Roman" w:hAnsi="Times New Roman" w:eastAsia="Times New Roman" w:cs="Times New Roman"/>
+          <w:sz w:val="28"/>
+        </w:rPr>
         <w:t>В папке литья находится редактируемая геометрия Blender и STL корпуса/крышки нижнего блока. Это исходный объёмный макет. Уклоны, линии разъёма, усадка, рёбра, литники и вставки не рассчитаны; изготовление пресс-формы по этому макету не разрешено до отдельного DFM и выпуска инструментальной STEP-модели.</w:t>
       </w:r>
     </w:p>
     <w:p>
       <w:pPr>
         <w:pStyle w:val="1"/>
+        <w:keepNext/>
+        <w:spacing w:line="240" w:lineRule="auto" w:before="0" w:after="0"/>
+        <w:ind w:firstLine="0"/>
+        <w:jc w:val="both"/>
       </w:pPr>
       <w:r>
+        <w:rPr>
+          <w:rFonts w:ascii="Times New Roman" w:hAnsi="Times New Roman" w:eastAsia="Times New Roman" w:cs="Times New Roman"/>
+          <w:b/>
+          <w:sz w:val="28"/>
+        </w:rPr>
         <w:t>Официальные данные</w:t>
       </w:r>
     </w:p>
     <w:p>
+      <w:pPr>
+        <w:spacing w:line="240" w:lineRule="auto" w:before="0" w:after="0"/>
+        <w:ind w:firstLine="709"/>
+        <w:jc w:val="both"/>
+      </w:pPr>
+      <w:hyperlink r:id="rId13">
+        <w:r>
+          <w:rPr>
+            <w:rFonts w:ascii="Times New Roman" w:hAnsi="Times New Roman" w:eastAsia="Times New Roman" w:cs="Times New Roman"/>
+            <w:sz w:val="28"/>
+            <w:u w:val="single"/>
+          </w:rPr>
+          <w:t>RB40</w:t>
+        </w:r>
+      </w:hyperlink>
       <w:r>
-        <w:t>https://www.relionbattery.com/products/lithium/rb40</w:t>
+        <w:rPr>
+          <w:rFonts w:ascii="Times New Roman" w:hAnsi="Times New Roman" w:eastAsia="Times New Roman" w:cs="Times New Roman"/>
+          <w:sz w:val="28"/>
+        </w:rPr>
+        <w:t xml:space="preserve"> | </w:t>
       </w:r>
-    </w:p>
-    <w:p>
+      <w:hyperlink r:id="rId14">
+        <w:r>
+          <w:rPr>
+            <w:rFonts w:ascii="Times New Roman" w:hAnsi="Times New Roman" w:eastAsia="Times New Roman" w:cs="Times New Roman"/>
+            <w:sz w:val="28"/>
+            <w:u w:val="single"/>
+          </w:rPr>
+          <w:t>MPPT 75/10 и 75/15</w:t>
+        </w:r>
+      </w:hyperlink>
       <w:r>
-        <w:t>https://www.victronenergy.com/upload/documents/BlueSolar-%26-SmartSolar-MPPT-75-10-%26-75-15.pdf</w:t>
+        <w:rPr>
+          <w:rFonts w:ascii="Times New Roman" w:hAnsi="Times New Roman" w:eastAsia="Times New Roman" w:cs="Times New Roman"/>
+          <w:sz w:val="28"/>
+        </w:rPr>
+        <w:t xml:space="preserve"> | </w:t>
       </w:r>
-    </w:p>
-    <w:p>
-      <w:r>
-        <w:t>https://sldtechinc.com/80w-12v-monocrystalline-solar-panel-s/</w:t>
-      </w:r>
+      <w:hyperlink r:id="rId15">
+        <w:r>
+          <w:rPr>
+            <w:rFonts w:ascii="Times New Roman" w:hAnsi="Times New Roman" w:eastAsia="Times New Roman" w:cs="Times New Roman"/>
+            <w:sz w:val="28"/>
+            <w:u w:val="single"/>
+          </w:rPr>
+          <w:t>SLD 80 Вт</w:t>
+        </w:r>
+      </w:hyperlink>
     </w:p>
     <w:sectPr>
+      <w:headerReference w:type="default" r:id="rId7"/>
+      <w:footerReference w:type="default" r:id="rId8"/>
+      <w:headerReference w:type="first" r:id="rId9"/>
+      <w:footerReference w:type="first" r:id="rId10"/>
+      <w:headerReference w:type="even" r:id="rId11"/>
+      <w:footerReference w:type="even" r:id="rId12"/>
       <w:pgSz w:w="11906" w:h="16838"/>
       <w:pgMar w:top="1134" w:right="850" w:bottom="1134" w:left="1701" w:header="708" w:footer="708" w:gutter="0"/>
       <w:cols w:space="720"/>
@@ -108,6 +267,84 @@
     </w:sectPr>
   </w:body>
 </w:document>
+</file>
+
+<file path=word/footer1.xml><?xml version="1.0" encoding="utf-8"?>
+<w:ftr xmlns:m="http://schemas.openxmlformats.org/officeDocument/2006/math" xmlns:mc="http://schemas.openxmlformats.org/markup-compatibility/2006" xmlns:mo="http://schemas.microsoft.com/office/mac/office/2008/main" xmlns:mv="urn:schemas-microsoft-com:mac:vml" xmlns:o="urn:schemas-microsoft-com:office:office" xmlns:r="http://schemas.openxmlformats.org/officeDocument/2006/relationships" xmlns:v="urn:schemas-microsoft-com:vml" xmlns:w10="urn:schemas-microsoft-com:office:word" xmlns:w14="http://schemas.microsoft.com/office/word/2010/wordml" xmlns:w="http://schemas.openxmlformats.org/wordprocessingml/2006/main" xmlns:wne="http://schemas.microsoft.com/office/word/2006/wordml" xmlns:wp14="http://schemas.microsoft.com/office/word/2010/wordprocessingDrawing" xmlns:wp="http://schemas.openxmlformats.org/drawingml/2006/wordprocessingDrawing" xmlns:wpc="http://schemas.microsoft.com/office/word/2010/wordprocessingCanvas" xmlns:wpg="http://schemas.microsoft.com/office/word/2010/wordprocessingGroup" xmlns:wpi="http://schemas.microsoft.com/office/word/2010/wordprocessingInk" xmlns:wps="http://schemas.microsoft.com/office/word/2010/wordprocessingShape" mc:Ignorable="w14 wp14">
+  <w:p>
+    <w:pPr>
+      <w:pStyle w:val="Footer"/>
+      <w:spacing w:line="240" w:lineRule="auto" w:before="0" w:after="0"/>
+      <w:ind w:firstLine="709"/>
+      <w:jc w:val="both"/>
+    </w:pPr>
+  </w:p>
+</w:ftr>
+</file>
+
+<file path=word/footer2.xml><?xml version="1.0" encoding="utf-8"?>
+<w:ftr xmlns:m="http://schemas.openxmlformats.org/officeDocument/2006/math" xmlns:mc="http://schemas.openxmlformats.org/markup-compatibility/2006" xmlns:mo="http://schemas.microsoft.com/office/mac/office/2008/main" xmlns:mv="urn:schemas-microsoft-com:mac:vml" xmlns:o="urn:schemas-microsoft-com:office:office" xmlns:r="http://schemas.openxmlformats.org/officeDocument/2006/relationships" xmlns:v="urn:schemas-microsoft-com:vml" xmlns:w10="urn:schemas-microsoft-com:office:word" xmlns:w14="http://schemas.microsoft.com/office/word/2010/wordml" xmlns:w="http://schemas.openxmlformats.org/wordprocessingml/2006/main" xmlns:wne="http://schemas.microsoft.com/office/word/2006/wordml" xmlns:wp14="http://schemas.microsoft.com/office/word/2010/wordprocessingDrawing" xmlns:wp="http://schemas.openxmlformats.org/drawingml/2006/wordprocessingDrawing" xmlns:wpc="http://schemas.microsoft.com/office/word/2010/wordprocessingCanvas" xmlns:wpg="http://schemas.microsoft.com/office/word/2010/wordprocessingGroup" xmlns:wpi="http://schemas.microsoft.com/office/word/2010/wordprocessingInk" xmlns:wps="http://schemas.microsoft.com/office/word/2010/wordprocessingShape" mc:Ignorable="w14 wp14">
+  <w:p>
+    <w:pPr>
+      <w:pStyle w:val="Footer"/>
+      <w:spacing w:line="240" w:lineRule="auto" w:before="0" w:after="0"/>
+      <w:ind w:firstLine="709"/>
+      <w:jc w:val="both"/>
+    </w:pPr>
+  </w:p>
+</w:ftr>
+</file>
+
+<file path=word/footer3.xml><?xml version="1.0" encoding="utf-8"?>
+<w:ftr xmlns:m="http://schemas.openxmlformats.org/officeDocument/2006/math" xmlns:mc="http://schemas.openxmlformats.org/markup-compatibility/2006" xmlns:mo="http://schemas.microsoft.com/office/mac/office/2008/main" xmlns:mv="urn:schemas-microsoft-com:mac:vml" xmlns:o="urn:schemas-microsoft-com:office:office" xmlns:r="http://schemas.openxmlformats.org/officeDocument/2006/relationships" xmlns:v="urn:schemas-microsoft-com:vml" xmlns:w10="urn:schemas-microsoft-com:office:word" xmlns:w14="http://schemas.microsoft.com/office/word/2010/wordml" xmlns:w="http://schemas.openxmlformats.org/wordprocessingml/2006/main" xmlns:wne="http://schemas.microsoft.com/office/word/2006/wordml" xmlns:wp14="http://schemas.microsoft.com/office/word/2010/wordprocessingDrawing" xmlns:wp="http://schemas.openxmlformats.org/drawingml/2006/wordprocessingDrawing" xmlns:wpc="http://schemas.microsoft.com/office/word/2010/wordprocessingCanvas" xmlns:wpg="http://schemas.microsoft.com/office/word/2010/wordprocessingGroup" xmlns:wpi="http://schemas.microsoft.com/office/word/2010/wordprocessingInk" xmlns:wps="http://schemas.microsoft.com/office/word/2010/wordprocessingShape" mc:Ignorable="w14 wp14">
+  <w:p>
+    <w:pPr>
+      <w:pStyle w:val="Footer"/>
+      <w:spacing w:line="240" w:lineRule="auto" w:before="0" w:after="0"/>
+      <w:ind w:firstLine="709"/>
+      <w:jc w:val="both"/>
+    </w:pPr>
+  </w:p>
+</w:ftr>
+</file>
+
+<file path=word/header1.xml><?xml version="1.0" encoding="utf-8"?>
+<w:hdr xmlns:m="http://schemas.openxmlformats.org/officeDocument/2006/math" xmlns:mc="http://schemas.openxmlformats.org/markup-compatibility/2006" xmlns:mo="http://schemas.microsoft.com/office/mac/office/2008/main" xmlns:mv="urn:schemas-microsoft-com:mac:vml" xmlns:o="urn:schemas-microsoft-com:office:office" xmlns:r="http://schemas.openxmlformats.org/officeDocument/2006/relationships" xmlns:v="urn:schemas-microsoft-com:vml" xmlns:w10="urn:schemas-microsoft-com:office:word" xmlns:w14="http://schemas.microsoft.com/office/word/2010/wordml" xmlns:w="http://schemas.openxmlformats.org/wordprocessingml/2006/main" xmlns:wne="http://schemas.microsoft.com/office/word/2006/wordml" xmlns:wp14="http://schemas.microsoft.com/office/word/2010/wordprocessingDrawing" xmlns:wp="http://schemas.openxmlformats.org/drawingml/2006/wordprocessingDrawing" xmlns:wpc="http://schemas.microsoft.com/office/word/2010/wordprocessingCanvas" xmlns:wpg="http://schemas.microsoft.com/office/word/2010/wordprocessingGroup" xmlns:wpi="http://schemas.microsoft.com/office/word/2010/wordprocessingInk" xmlns:wps="http://schemas.microsoft.com/office/word/2010/wordprocessingShape" mc:Ignorable="w14 wp14">
+  <w:p>
+    <w:pPr>
+      <w:pStyle w:val="Header"/>
+      <w:spacing w:line="240" w:lineRule="auto" w:before="0" w:after="0"/>
+      <w:ind w:firstLine="709"/>
+      <w:jc w:val="both"/>
+    </w:pPr>
+  </w:p>
+</w:hdr>
+</file>
+
+<file path=word/header2.xml><?xml version="1.0" encoding="utf-8"?>
+<w:hdr xmlns:m="http://schemas.openxmlformats.org/officeDocument/2006/math" xmlns:mc="http://schemas.openxmlformats.org/markup-compatibility/2006" xmlns:mo="http://schemas.microsoft.com/office/mac/office/2008/main" xmlns:mv="urn:schemas-microsoft-com:mac:vml" xmlns:o="urn:schemas-microsoft-com:office:office" xmlns:r="http://schemas.openxmlformats.org/officeDocument/2006/relationships" xmlns:v="urn:schemas-microsoft-com:vml" xmlns:w10="urn:schemas-microsoft-com:office:word" xmlns:w14="http://schemas.microsoft.com/office/word/2010/wordml" xmlns:w="http://schemas.openxmlformats.org/wordprocessingml/2006/main" xmlns:wne="http://schemas.microsoft.com/office/word/2006/wordml" xmlns:wp14="http://schemas.microsoft.com/office/word/2010/wordprocessingDrawing" xmlns:wp="http://schemas.openxmlformats.org/drawingml/2006/wordprocessingDrawing" xmlns:wpc="http://schemas.microsoft.com/office/word/2010/wordprocessingCanvas" xmlns:wpg="http://schemas.microsoft.com/office/word/2010/wordprocessingGroup" xmlns:wpi="http://schemas.microsoft.com/office/word/2010/wordprocessingInk" xmlns:wps="http://schemas.microsoft.com/office/word/2010/wordprocessingShape" mc:Ignorable="w14 wp14">
+  <w:p>
+    <w:pPr>
+      <w:pStyle w:val="Header"/>
+      <w:spacing w:line="240" w:lineRule="auto" w:before="0" w:after="0"/>
+      <w:ind w:firstLine="709"/>
+      <w:jc w:val="both"/>
+    </w:pPr>
+  </w:p>
+</w:hdr>
+</file>
+
+<file path=word/header3.xml><?xml version="1.0" encoding="utf-8"?>
+<w:hdr xmlns:m="http://schemas.openxmlformats.org/officeDocument/2006/math" xmlns:mc="http://schemas.openxmlformats.org/markup-compatibility/2006" xmlns:mo="http://schemas.microsoft.com/office/mac/office/2008/main" xmlns:mv="urn:schemas-microsoft-com:mac:vml" xmlns:o="urn:schemas-microsoft-com:office:office" xmlns:r="http://schemas.openxmlformats.org/officeDocument/2006/relationships" xmlns:v="urn:schemas-microsoft-com:vml" xmlns:w10="urn:schemas-microsoft-com:office:word" xmlns:w14="http://schemas.microsoft.com/office/word/2010/wordml" xmlns:w="http://schemas.openxmlformats.org/wordprocessingml/2006/main" xmlns:wne="http://schemas.microsoft.com/office/word/2006/wordml" xmlns:wp14="http://schemas.microsoft.com/office/word/2010/wordprocessingDrawing" xmlns:wp="http://schemas.openxmlformats.org/drawingml/2006/wordprocessingDrawing" xmlns:wpc="http://schemas.microsoft.com/office/word/2010/wordprocessingCanvas" xmlns:wpg="http://schemas.microsoft.com/office/word/2010/wordprocessingGroup" xmlns:wpi="http://schemas.microsoft.com/office/word/2010/wordprocessingInk" xmlns:wps="http://schemas.microsoft.com/office/word/2010/wordprocessingShape" mc:Ignorable="w14 wp14">
+  <w:p>
+    <w:pPr>
+      <w:pStyle w:val="Header"/>
+      <w:spacing w:line="240" w:lineRule="auto" w:before="0" w:after="0"/>
+      <w:ind w:firstLine="709"/>
+      <w:jc w:val="both"/>
+    </w:pPr>
+  </w:p>
+</w:hdr>
 </file>
 
 <file path=word/numbering.xml><?xml version="1.0" encoding="utf-8"?>
@@ -716,18 +953,32 @@
   <w:style w:type="paragraph" w:default="1" w:styleId="a">
     <w:name w:val="Normal"/>
     <w:qFormat/>
+    <w:pPr>
+      <w:spacing w:line="240" w:lineRule="auto" w:before="0" w:after="0"/>
+      <w:ind w:firstLine="709"/>
+      <w:jc w:val="both"/>
+    </w:pPr>
+    <w:rPr>
+      <w:rFonts w:ascii="Times New Roman" w:hAnsi="Times New Roman"/>
+      <w:b w:val="0"/>
+      <w:sz w:val="28"/>
+    </w:rPr>
   </w:style>
   <w:style w:type="paragraph" w:styleId="1">
     <w:name w:val="heading 1"/>
     <w:qFormat/>
     <w:pPr>
+      <w:spacing w:line="240" w:lineRule="auto" w:before="0" w:after="0"/>
+      <w:ind w:firstLine="709"/>
+      <w:jc w:val="both"/>
       <w:outlineLvl w:val="0"/>
     </w:pPr>
     <w:rPr>
+      <w:rFonts w:ascii="Times New Roman" w:hAnsi="Times New Roman"/>
       <w:b/>
       <w:bCs/>
       <w:color w:val="000000"/>
-      <w:sz w:val="32"/>
+      <w:sz w:val="28"/>
       <w:szCs w:val="32"/>
     </w:rPr>
   </w:style>
@@ -735,23 +986,33 @@
     <w:name w:val="heading 2"/>
     <w:qFormat/>
     <w:pPr>
+      <w:spacing w:line="240" w:lineRule="auto" w:before="0" w:after="0"/>
+      <w:ind w:firstLine="709"/>
+      <w:jc w:val="both"/>
       <w:outlineLvl w:val="1"/>
     </w:pPr>
     <w:rPr>
+      <w:rFonts w:ascii="Times New Roman" w:hAnsi="Times New Roman"/>
       <w:b/>
       <w:bCs/>
       <w:color w:val="000000"/>
+      <w:sz w:val="28"/>
     </w:rPr>
   </w:style>
   <w:style w:type="paragraph" w:styleId="3">
     <w:name w:val="heading 3"/>
     <w:qFormat/>
     <w:pPr>
+      <w:spacing w:line="240" w:lineRule="auto" w:before="0" w:after="0"/>
+      <w:ind w:firstLine="709"/>
+      <w:jc w:val="both"/>
       <w:outlineLvl w:val="2"/>
     </w:pPr>
     <w:rPr>
+      <w:rFonts w:ascii="Times New Roman" w:hAnsi="Times New Roman"/>
+      <w:b/>
       <w:color w:val="1F4D78"/>
-      <w:sz w:val="24"/>
+      <w:sz w:val="28"/>
       <w:szCs w:val="24"/>
     </w:rPr>
   </w:style>
@@ -759,32 +1020,50 @@
     <w:name w:val="heading 4"/>
     <w:qFormat/>
     <w:pPr>
+      <w:spacing w:line="240" w:lineRule="auto" w:before="0" w:after="0"/>
+      <w:ind w:firstLine="709"/>
+      <w:jc w:val="both"/>
       <w:outlineLvl w:val="3"/>
     </w:pPr>
     <w:rPr>
+      <w:rFonts w:ascii="Times New Roman" w:hAnsi="Times New Roman"/>
+      <w:b/>
       <w:i/>
       <w:iCs/>
       <w:color w:val="2E74B5"/>
+      <w:sz w:val="28"/>
     </w:rPr>
   </w:style>
   <w:style w:type="paragraph" w:styleId="5">
     <w:name w:val="heading 5"/>
     <w:qFormat/>
     <w:pPr>
+      <w:spacing w:line="240" w:lineRule="auto" w:before="0" w:after="0"/>
+      <w:ind w:firstLine="709"/>
+      <w:jc w:val="both"/>
       <w:outlineLvl w:val="4"/>
     </w:pPr>
     <w:rPr>
+      <w:rFonts w:ascii="Times New Roman" w:hAnsi="Times New Roman"/>
+      <w:b/>
       <w:color w:val="2E74B5"/>
+      <w:sz w:val="28"/>
     </w:rPr>
   </w:style>
   <w:style w:type="paragraph" w:styleId="6">
     <w:name w:val="heading 6"/>
     <w:qFormat/>
     <w:pPr>
+      <w:spacing w:line="240" w:lineRule="auto" w:before="0" w:after="0"/>
+      <w:ind w:firstLine="709"/>
+      <w:jc w:val="both"/>
       <w:outlineLvl w:val="5"/>
     </w:pPr>
     <w:rPr>
+      <w:rFonts w:ascii="Times New Roman" w:hAnsi="Times New Roman"/>
+      <w:b/>
       <w:color w:val="1F4D78"/>
+      <w:sz w:val="28"/>
     </w:rPr>
   </w:style>
   <w:style w:type="character" w:default="1" w:styleId="a0">
@@ -817,24 +1096,47 @@
   <w:style w:type="paragraph" w:styleId="a3">
     <w:name w:val="Title"/>
     <w:qFormat/>
-    <w:rPr>
-      <w:rFonts w:ascii="Arial" w:hAnsi="Arial"/>
+    <w:pPr>
+      <w:spacing w:line="240" w:lineRule="auto" w:before="0" w:after="0"/>
+      <w:ind w:firstLine="709"/>
+      <w:jc w:val="both"/>
+    </w:pPr>
+    <w:rPr>
+      <w:rFonts w:ascii="Times New Roman" w:hAnsi="Times New Roman"/>
+      <w:b/>
       <w:color w:val="000000"/>
-      <w:sz w:val="36"/>
+      <w:sz w:val="28"/>
       <w:szCs w:val="56"/>
     </w:rPr>
   </w:style>
   <w:style w:type="paragraph" w:customStyle="1" w:styleId="10">
     <w:name w:val="Строгий1"/>
     <w:qFormat/>
-    <w:rPr>
-      <w:b/>
+    <w:pPr>
+      <w:spacing w:line="240" w:lineRule="auto" w:before="0" w:after="0"/>
+      <w:ind w:firstLine="709"/>
+      <w:jc w:val="both"/>
+    </w:pPr>
+    <w:rPr>
+      <w:rFonts w:ascii="Times New Roman" w:hAnsi="Times New Roman"/>
+      <w:b w:val="0"/>
       <w:bCs/>
+      <w:sz w:val="28"/>
     </w:rPr>
   </w:style>
   <w:style w:type="paragraph" w:styleId="a4">
     <w:name w:val="List Paragraph"/>
     <w:qFormat/>
+    <w:pPr>
+      <w:spacing w:line="240" w:lineRule="auto" w:before="0" w:after="0"/>
+      <w:ind w:firstLine="709"/>
+      <w:jc w:val="both"/>
+    </w:pPr>
+    <w:rPr>
+      <w:rFonts w:ascii="Times New Roman" w:hAnsi="Times New Roman"/>
+      <w:b w:val="0"/>
+      <w:sz w:val="28"/>
+    </w:rPr>
   </w:style>
   <w:style w:type="character" w:styleId="a5">
     <w:name w:val="Hyperlink"/>
@@ -860,8 +1162,15 @@
     <w:uiPriority w:val="99"/>
     <w:semiHidden/>
     <w:unhideWhenUsed/>
-    <w:rPr>
-      <w:sz w:val="20"/>
+    <w:pPr>
+      <w:spacing w:line="240" w:lineRule="auto" w:before="0" w:after="0"/>
+      <w:ind w:firstLine="709"/>
+      <w:jc w:val="both"/>
+    </w:pPr>
+    <w:rPr>
+      <w:rFonts w:ascii="Times New Roman" w:hAnsi="Times New Roman"/>
+      <w:b w:val="0"/>
+      <w:sz w:val="28"/>
       <w:szCs w:val="20"/>
     </w:rPr>
   </w:style>
@@ -891,8 +1200,15 @@
     <w:uiPriority w:val="99"/>
     <w:semiHidden/>
     <w:unhideWhenUsed/>
-    <w:rPr>
-      <w:sz w:val="20"/>
+    <w:pPr>
+      <w:spacing w:line="240" w:lineRule="auto" w:before="0" w:after="0"/>
+      <w:ind w:firstLine="709"/>
+      <w:jc w:val="both"/>
+    </w:pPr>
+    <w:rPr>
+      <w:rFonts w:ascii="Times New Roman" w:hAnsi="Times New Roman"/>
+      <w:b w:val="0"/>
+      <w:sz w:val="28"/>
       <w:szCs w:val="20"/>
     </w:rPr>
   </w:style>
